--- a/Documentation/Monday_2-14-2026-Demo-guide.docx
+++ b/Documentation/Monday_2-14-2026-Demo-guide.docx
@@ -23,23 +23,7 @@
           <w:i/>
           <w:iCs/>
         </w:rPr>
-        <w:t>Press these keys while the "</w:t>
-      </w:r>
-      <w:proofErr w:type="spellStart"/>
-      <w:r>
-        <w:rPr>
-          <w:i/>
-          <w:iCs/>
-        </w:rPr>
-        <w:t>Reachy's</w:t>
-      </w:r>
-      <w:proofErr w:type="spellEnd"/>
-      <w:r>
-        <w:rPr>
-          <w:i/>
-          <w:iCs/>
-        </w:rPr>
-        <w:t xml:space="preserve"> Vision" window is active.</w:t>
+        <w:t>Press these keys while the "Reachy's Vision" window is active.</w:t>
       </w:r>
     </w:p>
     <w:p>
@@ -129,24 +113,23 @@
       <w:r>
         <w:t xml:space="preserve">Enable </w:t>
       </w:r>
-      <w:proofErr w:type="spellStart"/>
-      <w:r>
-        <w:t>Reachy</w:t>
-      </w:r>
-      <w:proofErr w:type="spellEnd"/>
+      <w:r>
+        <w:t xml:space="preserve">Reachy </w:t>
+      </w:r>
+      <w:r>
+        <w:t>face</w:t>
+      </w:r>
+      <w:r>
+        <w:t xml:space="preserve"> tracking</w:t>
+      </w:r>
       <w:r>
         <w:t xml:space="preserve"> </w:t>
       </w:r>
-      <w:proofErr w:type="spellStart"/>
-      <w:r>
-        <w:t>faces</w:t>
-      </w:r>
-      <w:r>
-        <w:t>Tracking</w:t>
-      </w:r>
-      <w:proofErr w:type="spellEnd"/>
-      <w:r>
-        <w:t xml:space="preserve"> Functionality</w:t>
+      <w:r>
+        <w:t>f</w:t>
+      </w:r>
+      <w:r>
+        <w:t>unctionality</w:t>
       </w:r>
       <w:r>
         <w:t>.</w:t>
@@ -167,15 +150,10 @@
         <w:t>OFF:</w:t>
       </w:r>
       <w:r>
-        <w:t xml:space="preserve"> </w:t>
-      </w:r>
-      <w:proofErr w:type="spellStart"/>
-      <w:r>
-        <w:t>Reachy</w:t>
-      </w:r>
-      <w:proofErr w:type="spellEnd"/>
-      <w:r>
-        <w:t xml:space="preserve"> stares </w:t>
+        <w:t xml:space="preserve"> Reachy </w:t>
+      </w:r>
+      <w:r>
+        <w:t xml:space="preserve">would stop tracking faces </w:t>
       </w:r>
     </w:p>
     <w:p>
@@ -247,15 +225,13 @@
         </w:numPr>
       </w:pPr>
       <w:r>
-        <w:t xml:space="preserve">Press to force </w:t>
-      </w:r>
-      <w:proofErr w:type="spellStart"/>
-      <w:r>
-        <w:t>Reachy</w:t>
-      </w:r>
-      <w:proofErr w:type="spellEnd"/>
-      <w:r>
-        <w:t xml:space="preserve"> to listen immediately, bypassing the silence threshold.</w:t>
+        <w:t>Press to force Reachy to listen immediately, bypassing the silence threshold</w:t>
+      </w:r>
+      <w:r>
+        <w:t xml:space="preserve"> as well as the command mode</w:t>
+      </w:r>
+      <w:r>
+        <w:t>.</w:t>
       </w:r>
     </w:p>
     <w:p>
@@ -331,6 +307,309 @@
       </w:r>
     </w:p>
     <w:p/>
+    <w:p>
+      <w:pPr>
+        <w:rPr>
+          <w:b/>
+          <w:bCs/>
+        </w:rPr>
+      </w:pPr>
+      <w:r>
+        <w:rPr>
+          <w:b/>
+          <w:bCs/>
+        </w:rPr>
+        <w:t>Voice Commands</w:t>
+      </w:r>
+    </w:p>
+    <w:p>
+      <w:r>
+        <w:rPr>
+          <w:i/>
+          <w:iCs/>
+        </w:rPr>
+        <w:t>Speak these phrases clearly to control Reachy hands-free.</w:t>
+      </w:r>
+    </w:p>
+    <w:p>
+      <w:pPr>
+        <w:rPr>
+          <w:b/>
+          <w:bCs/>
+        </w:rPr>
+      </w:pPr>
+      <w:r>
+        <w:rPr>
+          <w:b/>
+          <w:bCs/>
+        </w:rPr>
+        <w:t>Mode Switching</w:t>
+      </w:r>
+    </w:p>
+    <w:p>
+      <w:pPr>
+        <w:numPr>
+          <w:ilvl w:val="0"/>
+          <w:numId w:val="2"/>
+        </w:numPr>
+      </w:pPr>
+      <w:r>
+        <w:rPr>
+          <w:b/>
+          <w:bCs/>
+        </w:rPr>
+        <w:t>"Let's chat"</w:t>
+      </w:r>
+      <w:r>
+        <w:t xml:space="preserve"> </w:t>
+      </w:r>
+      <w:r>
+        <w:t xml:space="preserve">| </w:t>
+      </w:r>
+      <w:r>
+        <w:rPr>
+          <w:b/>
+          <w:bCs/>
+        </w:rPr>
+        <w:t>“</w:t>
+      </w:r>
+      <w:r>
+        <w:rPr>
+          <w:b/>
+          <w:bCs/>
+        </w:rPr>
+        <w:t>chat mode</w:t>
+      </w:r>
+      <w:r>
+        <w:rPr>
+          <w:b/>
+          <w:bCs/>
+        </w:rPr>
+        <w:t>”</w:t>
+      </w:r>
+      <w:r>
+        <w:t xml:space="preserve"> |</w:t>
+      </w:r>
+      <w:r>
+        <w:t xml:space="preserve"> </w:t>
+      </w:r>
+      <w:r>
+        <w:rPr>
+          <w:b/>
+          <w:bCs/>
+        </w:rPr>
+        <w:t>"Start conversation"</w:t>
+      </w:r>
+    </w:p>
+    <w:p>
+      <w:pPr>
+        <w:numPr>
+          <w:ilvl w:val="1"/>
+          <w:numId w:val="2"/>
+        </w:numPr>
+      </w:pPr>
+      <w:r>
+        <w:t xml:space="preserve">Enables AI Chat Mode. Reachy will respond to </w:t>
+      </w:r>
+      <w:r>
+        <w:t>everything</w:t>
+      </w:r>
+    </w:p>
+    <w:p>
+      <w:pPr>
+        <w:numPr>
+          <w:ilvl w:val="0"/>
+          <w:numId w:val="2"/>
+        </w:numPr>
+      </w:pPr>
+      <w:r>
+        <w:rPr>
+          <w:b/>
+          <w:bCs/>
+        </w:rPr>
+        <w:t>"Stop chatting"</w:t>
+      </w:r>
+      <w:r>
+        <w:t xml:space="preserve"> / </w:t>
+      </w:r>
+      <w:r>
+        <w:rPr>
+          <w:b/>
+          <w:bCs/>
+        </w:rPr>
+        <w:t>"Stop conversation"</w:t>
+      </w:r>
+    </w:p>
+    <w:p>
+      <w:pPr>
+        <w:numPr>
+          <w:ilvl w:val="1"/>
+          <w:numId w:val="2"/>
+        </w:numPr>
+      </w:pPr>
+      <w:r>
+        <w:t>Reachy returns to Command Mode (ignores casual talk).</w:t>
+      </w:r>
+    </w:p>
+    <w:p>
+      <w:pPr>
+        <w:rPr>
+          <w:b/>
+          <w:bCs/>
+        </w:rPr>
+      </w:pPr>
+      <w:r>
+        <w:rPr>
+          <w:b/>
+          <w:bCs/>
+        </w:rPr>
+        <w:t>Actions</w:t>
+      </w:r>
+    </w:p>
+    <w:p>
+      <w:pPr>
+        <w:numPr>
+          <w:ilvl w:val="0"/>
+          <w:numId w:val="3"/>
+        </w:numPr>
+      </w:pPr>
+      <w:r>
+        <w:rPr>
+          <w:b/>
+          <w:bCs/>
+        </w:rPr>
+        <w:t>"Sing"</w:t>
+      </w:r>
+    </w:p>
+    <w:p>
+      <w:pPr>
+        <w:numPr>
+          <w:ilvl w:val="1"/>
+          <w:numId w:val="3"/>
+        </w:numPr>
+      </w:pPr>
+      <w:r>
+        <w:lastRenderedPageBreak/>
+        <w:t>Reachy will play music and perform his dance routine.</w:t>
+      </w:r>
+    </w:p>
+    <w:p>
+      <w:pPr>
+        <w:numPr>
+          <w:ilvl w:val="0"/>
+          <w:numId w:val="3"/>
+        </w:numPr>
+      </w:pPr>
+      <w:r>
+        <w:rPr>
+          <w:b/>
+          <w:bCs/>
+        </w:rPr>
+        <w:t>"Look at me"</w:t>
+      </w:r>
+    </w:p>
+    <w:p>
+      <w:pPr>
+        <w:numPr>
+          <w:ilvl w:val="1"/>
+          <w:numId w:val="3"/>
+        </w:numPr>
+      </w:pPr>
+      <w:r>
+        <w:t>Resets Reachy’s head to look straight forward.</w:t>
+      </w:r>
+    </w:p>
+    <w:p/>
+    <w:p>
+      <w:pPr>
+        <w:rPr>
+          <w:b/>
+          <w:bCs/>
+        </w:rPr>
+      </w:pPr>
+      <w:r>
+        <w:rPr>
+          <w:b/>
+          <w:bCs/>
+        </w:rPr>
+        <w:t xml:space="preserve"> AI &amp; Vision Capabilities</w:t>
+      </w:r>
+    </w:p>
+    <w:p>
+      <w:r>
+        <w:rPr>
+          <w:i/>
+          <w:iCs/>
+        </w:rPr>
+        <w:t>Reachy sees automatically based on context.</w:t>
+      </w:r>
+    </w:p>
+    <w:p>
+      <w:pPr>
+        <w:numPr>
+          <w:ilvl w:val="0"/>
+          <w:numId w:val="5"/>
+        </w:numPr>
+      </w:pPr>
+      <w:r>
+        <w:rPr>
+          <w:b/>
+          <w:bCs/>
+        </w:rPr>
+        <w:t>No "See" Command Required:</w:t>
+      </w:r>
+      <w:r>
+        <w:t xml:space="preserve"> There is no button to force the camera on. Reachy listens to your conversation and intelligently decides if he needs to see to answer you.</w:t>
+      </w:r>
+    </w:p>
+    <w:p/>
+    <w:p>
+      <w:pPr>
+        <w:rPr>
+          <w:b/>
+          <w:bCs/>
+        </w:rPr>
+      </w:pPr>
+      <w:r>
+        <w:rPr>
+          <w:b/>
+          <w:bCs/>
+        </w:rPr>
+        <w:t>Memory &amp; Context</w:t>
+      </w:r>
+    </w:p>
+    <w:p>
+      <w:r>
+        <w:t>Reachy keeps track of the last 20 interactions of your current conversation.</w:t>
+      </w:r>
+    </w:p>
+    <w:p/>
+    <w:p>
+      <w:pPr>
+        <w:rPr>
+          <w:b/>
+          <w:bCs/>
+        </w:rPr>
+      </w:pPr>
+      <w:r>
+        <w:rPr>
+          <w:b/>
+          <w:bCs/>
+        </w:rPr>
+        <w:t>Troubleshooting Tips</w:t>
+      </w:r>
+    </w:p>
+    <w:p>
+      <w:r>
+        <w:t>Microphone: Reachy</w:t>
+      </w:r>
+      <w:r>
+        <w:t xml:space="preserve"> microphone sometimes will have a small delay before engaging, so if you ask a question but don’t see his antenna moves, that means he didn’t listen to the question</w:t>
+      </w:r>
+      <w:r>
+        <w:t>.</w:t>
+      </w:r>
+    </w:p>
     <w:sectPr>
       <w:headerReference w:type="default" r:id="rId7"/>
       <w:pgSz w:w="12240" w:h="15840"/>
@@ -398,21 +677,8 @@
     <w:pPr>
       <w:pStyle w:val="Header"/>
     </w:pPr>
-    <w:proofErr w:type="spellStart"/>
     <w:r>
-      <w:t>Reachy</w:t>
-    </w:r>
-    <w:proofErr w:type="spellEnd"/>
-    <w:r>
-      <w:t xml:space="preserve"> Non-</w:t>
-    </w:r>
-    <w:proofErr w:type="spellStart"/>
-    <w:r>
-      <w:t>Teleop</w:t>
-    </w:r>
-    <w:proofErr w:type="spellEnd"/>
-    <w:r>
-      <w:t xml:space="preserve"> User Guide</w:t>
+      <w:t>Reachy Non-Teleop User Guide</w:t>
     </w:r>
   </w:p>
 </w:hdr>
@@ -421,6 +687,417 @@
 <file path=word/numbering.xml><?xml version="1.0" encoding="utf-8"?>
 <w:numbering xmlns:wpc="http://schemas.microsoft.com/office/word/2010/wordprocessingCanvas" xmlns:cx="http://schemas.microsoft.com/office/drawing/2014/chartex" xmlns:cx1="http://schemas.microsoft.com/office/drawing/2015/9/8/chartex" xmlns:cx2="http://schemas.microsoft.com/office/drawing/2015/10/21/chartex" xmlns:cx3="http://schemas.microsoft.com/office/drawing/2016/5/9/chartex" xmlns:cx4="http://schemas.microsoft.com/office/drawing/2016/5/10/chartex" xmlns:cx5="http://schemas.microsoft.com/office/drawing/2016/5/11/chartex" xmlns:cx6="http://schemas.microsoft.com/office/drawing/2016/5/12/chartex" xmlns:cx7="http://schemas.microsoft.com/office/drawing/2016/5/13/chartex" xmlns:cx8="http://schemas.microsoft.com/office/drawing/2016/5/14/chartex" xmlns:mc="http://schemas.openxmlformats.org/markup-compatibility/2006" xmlns:aink="http://schemas.microsoft.com/office/drawing/2016/ink" xmlns:am3d="http://schemas.microsoft.com/office/drawing/2017/model3d" xmlns:o="urn:schemas-microsoft-com:office:office" xmlns:oel="http://schemas.microsoft.com/office/2019/extlst" xmlns:r="http://schemas.openxmlformats.org/officeDocument/2006/relationships" xmlns:m="http://schemas.openxmlformats.org/officeDocument/2006/math" xmlns:v="urn:schemas-microsoft-com:vml" xmlns:wp14="http://schemas.microsoft.com/office/word/2010/wordprocessingDrawing" xmlns:wp="http://schemas.openxmlformats.org/drawingml/2006/wordprocessingDrawing" xmlns:w10="urn:schemas-microsoft-com:office:word" xmlns:w="http://schemas.openxmlformats.org/wordprocessingml/2006/main" xmlns:w14="http://schemas.microsoft.com/office/word/2010/wordml" xmlns:w15="http://schemas.microsoft.com/office/word/2012/wordml" xmlns:w16cex="http://schemas.microsoft.com/office/word/2018/wordml/cex" xmlns:w16cid="http://schemas.microsoft.com/office/word/2016/wordml/cid" xmlns:w16="http://schemas.microsoft.com/office/word/2018/wordml" xmlns:w16du="http://schemas.microsoft.com/office/word/2023/wordml/word16du" xmlns:w16sdtdh="http://schemas.microsoft.com/office/word/2020/wordml/sdtdatahash" xmlns:w16sdtfl="http://schemas.microsoft.com/office/word/2024/wordml/sdtformatlock" xmlns:w16se="http://schemas.microsoft.com/office/word/2015/wordml/symex" xmlns:wpg="http://schemas.microsoft.com/office/word/2010/wordprocessingGroup" xmlns:wpi="http://schemas.microsoft.com/office/word/2010/wordprocessingInk" xmlns:wne="http://schemas.microsoft.com/office/word/2006/wordml" xmlns:wps="http://schemas.microsoft.com/office/word/2010/wordprocessingShape" mc:Ignorable="w14 w15 w16se w16cid w16 w16cex w16sdtdh w16sdtfl w16du wp14">
   <w:abstractNum w:abstractNumId="0" w15:restartNumberingAfterBreak="0">
+    <w:nsid w:val="26E96A10"/>
+    <w:multiLevelType w:val="multilevel"/>
+    <w:tmpl w:val="912E054E"/>
+    <w:lvl w:ilvl="0">
+      <w:start w:val="1"/>
+      <w:numFmt w:val="decimal"/>
+      <w:lvlText w:val="%1."/>
+      <w:lvlJc w:val="left"/>
+      <w:pPr>
+        <w:tabs>
+          <w:tab w:val="num" w:pos="720"/>
+        </w:tabs>
+        <w:ind w:left="720" w:hanging="360"/>
+      </w:pPr>
+    </w:lvl>
+    <w:lvl w:ilvl="1" w:tentative="1">
+      <w:start w:val="1"/>
+      <w:numFmt w:val="decimal"/>
+      <w:lvlText w:val="%2."/>
+      <w:lvlJc w:val="left"/>
+      <w:pPr>
+        <w:tabs>
+          <w:tab w:val="num" w:pos="1440"/>
+        </w:tabs>
+        <w:ind w:left="1440" w:hanging="360"/>
+      </w:pPr>
+    </w:lvl>
+    <w:lvl w:ilvl="2" w:tentative="1">
+      <w:start w:val="1"/>
+      <w:numFmt w:val="decimal"/>
+      <w:lvlText w:val="%3."/>
+      <w:lvlJc w:val="left"/>
+      <w:pPr>
+        <w:tabs>
+          <w:tab w:val="num" w:pos="2160"/>
+        </w:tabs>
+        <w:ind w:left="2160" w:hanging="360"/>
+      </w:pPr>
+    </w:lvl>
+    <w:lvl w:ilvl="3" w:tentative="1">
+      <w:start w:val="1"/>
+      <w:numFmt w:val="decimal"/>
+      <w:lvlText w:val="%4."/>
+      <w:lvlJc w:val="left"/>
+      <w:pPr>
+        <w:tabs>
+          <w:tab w:val="num" w:pos="2880"/>
+        </w:tabs>
+        <w:ind w:left="2880" w:hanging="360"/>
+      </w:pPr>
+    </w:lvl>
+    <w:lvl w:ilvl="4" w:tentative="1">
+      <w:start w:val="1"/>
+      <w:numFmt w:val="decimal"/>
+      <w:lvlText w:val="%5."/>
+      <w:lvlJc w:val="left"/>
+      <w:pPr>
+        <w:tabs>
+          <w:tab w:val="num" w:pos="3600"/>
+        </w:tabs>
+        <w:ind w:left="3600" w:hanging="360"/>
+      </w:pPr>
+    </w:lvl>
+    <w:lvl w:ilvl="5" w:tentative="1">
+      <w:start w:val="1"/>
+      <w:numFmt w:val="decimal"/>
+      <w:lvlText w:val="%6."/>
+      <w:lvlJc w:val="left"/>
+      <w:pPr>
+        <w:tabs>
+          <w:tab w:val="num" w:pos="4320"/>
+        </w:tabs>
+        <w:ind w:left="4320" w:hanging="360"/>
+      </w:pPr>
+    </w:lvl>
+    <w:lvl w:ilvl="6" w:tentative="1">
+      <w:start w:val="1"/>
+      <w:numFmt w:val="decimal"/>
+      <w:lvlText w:val="%7."/>
+      <w:lvlJc w:val="left"/>
+      <w:pPr>
+        <w:tabs>
+          <w:tab w:val="num" w:pos="5040"/>
+        </w:tabs>
+        <w:ind w:left="5040" w:hanging="360"/>
+      </w:pPr>
+    </w:lvl>
+    <w:lvl w:ilvl="7" w:tentative="1">
+      <w:start w:val="1"/>
+      <w:numFmt w:val="decimal"/>
+      <w:lvlText w:val="%8."/>
+      <w:lvlJc w:val="left"/>
+      <w:pPr>
+        <w:tabs>
+          <w:tab w:val="num" w:pos="5760"/>
+        </w:tabs>
+        <w:ind w:left="5760" w:hanging="360"/>
+      </w:pPr>
+    </w:lvl>
+    <w:lvl w:ilvl="8" w:tentative="1">
+      <w:start w:val="1"/>
+      <w:numFmt w:val="decimal"/>
+      <w:lvlText w:val="%9."/>
+      <w:lvlJc w:val="left"/>
+      <w:pPr>
+        <w:tabs>
+          <w:tab w:val="num" w:pos="6480"/>
+        </w:tabs>
+        <w:ind w:left="6480" w:hanging="360"/>
+      </w:pPr>
+    </w:lvl>
+  </w:abstractNum>
+  <w:abstractNum w:abstractNumId="1" w15:restartNumberingAfterBreak="0">
+    <w:nsid w:val="29D10460"/>
+    <w:multiLevelType w:val="multilevel"/>
+    <w:tmpl w:val="FC62F970"/>
+    <w:lvl w:ilvl="0">
+      <w:start w:val="1"/>
+      <w:numFmt w:val="bullet"/>
+      <w:lvlText w:val=""/>
+      <w:lvlJc w:val="left"/>
+      <w:pPr>
+        <w:tabs>
+          <w:tab w:val="num" w:pos="720"/>
+        </w:tabs>
+        <w:ind w:left="720" w:hanging="360"/>
+      </w:pPr>
+      <w:rPr>
+        <w:rFonts w:ascii="Symbol" w:hAnsi="Symbol" w:hint="default"/>
+        <w:sz w:val="20"/>
+      </w:rPr>
+    </w:lvl>
+    <w:lvl w:ilvl="1" w:tentative="1">
+      <w:start w:val="1"/>
+      <w:numFmt w:val="bullet"/>
+      <w:lvlText w:val="o"/>
+      <w:lvlJc w:val="left"/>
+      <w:pPr>
+        <w:tabs>
+          <w:tab w:val="num" w:pos="1440"/>
+        </w:tabs>
+        <w:ind w:left="1440" w:hanging="360"/>
+      </w:pPr>
+      <w:rPr>
+        <w:rFonts w:ascii="Courier New" w:hAnsi="Courier New" w:hint="default"/>
+        <w:sz w:val="20"/>
+      </w:rPr>
+    </w:lvl>
+    <w:lvl w:ilvl="2" w:tentative="1">
+      <w:start w:val="1"/>
+      <w:numFmt w:val="bullet"/>
+      <w:lvlText w:val=""/>
+      <w:lvlJc w:val="left"/>
+      <w:pPr>
+        <w:tabs>
+          <w:tab w:val="num" w:pos="2160"/>
+        </w:tabs>
+        <w:ind w:left="2160" w:hanging="360"/>
+      </w:pPr>
+      <w:rPr>
+        <w:rFonts w:ascii="Wingdings" w:hAnsi="Wingdings" w:hint="default"/>
+        <w:sz w:val="20"/>
+      </w:rPr>
+    </w:lvl>
+    <w:lvl w:ilvl="3" w:tentative="1">
+      <w:start w:val="1"/>
+      <w:numFmt w:val="bullet"/>
+      <w:lvlText w:val=""/>
+      <w:lvlJc w:val="left"/>
+      <w:pPr>
+        <w:tabs>
+          <w:tab w:val="num" w:pos="2880"/>
+        </w:tabs>
+        <w:ind w:left="2880" w:hanging="360"/>
+      </w:pPr>
+      <w:rPr>
+        <w:rFonts w:ascii="Wingdings" w:hAnsi="Wingdings" w:hint="default"/>
+        <w:sz w:val="20"/>
+      </w:rPr>
+    </w:lvl>
+    <w:lvl w:ilvl="4" w:tentative="1">
+      <w:start w:val="1"/>
+      <w:numFmt w:val="bullet"/>
+      <w:lvlText w:val=""/>
+      <w:lvlJc w:val="left"/>
+      <w:pPr>
+        <w:tabs>
+          <w:tab w:val="num" w:pos="3600"/>
+        </w:tabs>
+        <w:ind w:left="3600" w:hanging="360"/>
+      </w:pPr>
+      <w:rPr>
+        <w:rFonts w:ascii="Wingdings" w:hAnsi="Wingdings" w:hint="default"/>
+        <w:sz w:val="20"/>
+      </w:rPr>
+    </w:lvl>
+    <w:lvl w:ilvl="5" w:tentative="1">
+      <w:start w:val="1"/>
+      <w:numFmt w:val="bullet"/>
+      <w:lvlText w:val=""/>
+      <w:lvlJc w:val="left"/>
+      <w:pPr>
+        <w:tabs>
+          <w:tab w:val="num" w:pos="4320"/>
+        </w:tabs>
+        <w:ind w:left="4320" w:hanging="360"/>
+      </w:pPr>
+      <w:rPr>
+        <w:rFonts w:ascii="Wingdings" w:hAnsi="Wingdings" w:hint="default"/>
+        <w:sz w:val="20"/>
+      </w:rPr>
+    </w:lvl>
+    <w:lvl w:ilvl="6" w:tentative="1">
+      <w:start w:val="1"/>
+      <w:numFmt w:val="bullet"/>
+      <w:lvlText w:val=""/>
+      <w:lvlJc w:val="left"/>
+      <w:pPr>
+        <w:tabs>
+          <w:tab w:val="num" w:pos="5040"/>
+        </w:tabs>
+        <w:ind w:left="5040" w:hanging="360"/>
+      </w:pPr>
+      <w:rPr>
+        <w:rFonts w:ascii="Wingdings" w:hAnsi="Wingdings" w:hint="default"/>
+        <w:sz w:val="20"/>
+      </w:rPr>
+    </w:lvl>
+    <w:lvl w:ilvl="7" w:tentative="1">
+      <w:start w:val="1"/>
+      <w:numFmt w:val="bullet"/>
+      <w:lvlText w:val=""/>
+      <w:lvlJc w:val="left"/>
+      <w:pPr>
+        <w:tabs>
+          <w:tab w:val="num" w:pos="5760"/>
+        </w:tabs>
+        <w:ind w:left="5760" w:hanging="360"/>
+      </w:pPr>
+      <w:rPr>
+        <w:rFonts w:ascii="Wingdings" w:hAnsi="Wingdings" w:hint="default"/>
+        <w:sz w:val="20"/>
+      </w:rPr>
+    </w:lvl>
+    <w:lvl w:ilvl="8" w:tentative="1">
+      <w:start w:val="1"/>
+      <w:numFmt w:val="bullet"/>
+      <w:lvlText w:val=""/>
+      <w:lvlJc w:val="left"/>
+      <w:pPr>
+        <w:tabs>
+          <w:tab w:val="num" w:pos="6480"/>
+        </w:tabs>
+        <w:ind w:left="6480" w:hanging="360"/>
+      </w:pPr>
+      <w:rPr>
+        <w:rFonts w:ascii="Wingdings" w:hAnsi="Wingdings" w:hint="default"/>
+        <w:sz w:val="20"/>
+      </w:rPr>
+    </w:lvl>
+  </w:abstractNum>
+  <w:abstractNum w:abstractNumId="2" w15:restartNumberingAfterBreak="0">
+    <w:nsid w:val="53F479E0"/>
+    <w:multiLevelType w:val="multilevel"/>
+    <w:tmpl w:val="D152DC0A"/>
+    <w:lvl w:ilvl="0">
+      <w:start w:val="1"/>
+      <w:numFmt w:val="bullet"/>
+      <w:lvlText w:val=""/>
+      <w:lvlJc w:val="left"/>
+      <w:pPr>
+        <w:tabs>
+          <w:tab w:val="num" w:pos="720"/>
+        </w:tabs>
+        <w:ind w:left="720" w:hanging="360"/>
+      </w:pPr>
+      <w:rPr>
+        <w:rFonts w:ascii="Symbol" w:hAnsi="Symbol" w:hint="default"/>
+        <w:sz w:val="20"/>
+      </w:rPr>
+    </w:lvl>
+    <w:lvl w:ilvl="1">
+      <w:start w:val="1"/>
+      <w:numFmt w:val="bullet"/>
+      <w:lvlText w:val="o"/>
+      <w:lvlJc w:val="left"/>
+      <w:pPr>
+        <w:tabs>
+          <w:tab w:val="num" w:pos="1440"/>
+        </w:tabs>
+        <w:ind w:left="1440" w:hanging="360"/>
+      </w:pPr>
+      <w:rPr>
+        <w:rFonts w:ascii="Courier New" w:hAnsi="Courier New" w:hint="default"/>
+        <w:sz w:val="20"/>
+      </w:rPr>
+    </w:lvl>
+    <w:lvl w:ilvl="2" w:tentative="1">
+      <w:start w:val="1"/>
+      <w:numFmt w:val="bullet"/>
+      <w:lvlText w:val=""/>
+      <w:lvlJc w:val="left"/>
+      <w:pPr>
+        <w:tabs>
+          <w:tab w:val="num" w:pos="2160"/>
+        </w:tabs>
+        <w:ind w:left="2160" w:hanging="360"/>
+      </w:pPr>
+      <w:rPr>
+        <w:rFonts w:ascii="Wingdings" w:hAnsi="Wingdings" w:hint="default"/>
+        <w:sz w:val="20"/>
+      </w:rPr>
+    </w:lvl>
+    <w:lvl w:ilvl="3" w:tentative="1">
+      <w:start w:val="1"/>
+      <w:numFmt w:val="bullet"/>
+      <w:lvlText w:val=""/>
+      <w:lvlJc w:val="left"/>
+      <w:pPr>
+        <w:tabs>
+          <w:tab w:val="num" w:pos="2880"/>
+        </w:tabs>
+        <w:ind w:left="2880" w:hanging="360"/>
+      </w:pPr>
+      <w:rPr>
+        <w:rFonts w:ascii="Wingdings" w:hAnsi="Wingdings" w:hint="default"/>
+        <w:sz w:val="20"/>
+      </w:rPr>
+    </w:lvl>
+    <w:lvl w:ilvl="4" w:tentative="1">
+      <w:start w:val="1"/>
+      <w:numFmt w:val="bullet"/>
+      <w:lvlText w:val=""/>
+      <w:lvlJc w:val="left"/>
+      <w:pPr>
+        <w:tabs>
+          <w:tab w:val="num" w:pos="3600"/>
+        </w:tabs>
+        <w:ind w:left="3600" w:hanging="360"/>
+      </w:pPr>
+      <w:rPr>
+        <w:rFonts w:ascii="Wingdings" w:hAnsi="Wingdings" w:hint="default"/>
+        <w:sz w:val="20"/>
+      </w:rPr>
+    </w:lvl>
+    <w:lvl w:ilvl="5" w:tentative="1">
+      <w:start w:val="1"/>
+      <w:numFmt w:val="bullet"/>
+      <w:lvlText w:val=""/>
+      <w:lvlJc w:val="left"/>
+      <w:pPr>
+        <w:tabs>
+          <w:tab w:val="num" w:pos="4320"/>
+        </w:tabs>
+        <w:ind w:left="4320" w:hanging="360"/>
+      </w:pPr>
+      <w:rPr>
+        <w:rFonts w:ascii="Wingdings" w:hAnsi="Wingdings" w:hint="default"/>
+        <w:sz w:val="20"/>
+      </w:rPr>
+    </w:lvl>
+    <w:lvl w:ilvl="6" w:tentative="1">
+      <w:start w:val="1"/>
+      <w:numFmt w:val="bullet"/>
+      <w:lvlText w:val=""/>
+      <w:lvlJc w:val="left"/>
+      <w:pPr>
+        <w:tabs>
+          <w:tab w:val="num" w:pos="5040"/>
+        </w:tabs>
+        <w:ind w:left="5040" w:hanging="360"/>
+      </w:pPr>
+      <w:rPr>
+        <w:rFonts w:ascii="Wingdings" w:hAnsi="Wingdings" w:hint="default"/>
+        <w:sz w:val="20"/>
+      </w:rPr>
+    </w:lvl>
+    <w:lvl w:ilvl="7" w:tentative="1">
+      <w:start w:val="1"/>
+      <w:numFmt w:val="bullet"/>
+      <w:lvlText w:val=""/>
+      <w:lvlJc w:val="left"/>
+      <w:pPr>
+        <w:tabs>
+          <w:tab w:val="num" w:pos="5760"/>
+        </w:tabs>
+        <w:ind w:left="5760" w:hanging="360"/>
+      </w:pPr>
+      <w:rPr>
+        <w:rFonts w:ascii="Wingdings" w:hAnsi="Wingdings" w:hint="default"/>
+        <w:sz w:val="20"/>
+      </w:rPr>
+    </w:lvl>
+    <w:lvl w:ilvl="8" w:tentative="1">
+      <w:start w:val="1"/>
+      <w:numFmt w:val="bullet"/>
+      <w:lvlText w:val=""/>
+      <w:lvlJc w:val="left"/>
+      <w:pPr>
+        <w:tabs>
+          <w:tab w:val="num" w:pos="6480"/>
+        </w:tabs>
+        <w:ind w:left="6480" w:hanging="360"/>
+      </w:pPr>
+      <w:rPr>
+        <w:rFonts w:ascii="Wingdings" w:hAnsi="Wingdings" w:hint="default"/>
+        <w:sz w:val="20"/>
+      </w:rPr>
+    </w:lvl>
+  </w:abstractNum>
+  <w:abstractNum w:abstractNumId="3" w15:restartNumberingAfterBreak="0">
     <w:nsid w:val="6BF60540"/>
     <w:multiLevelType w:val="multilevel"/>
     <w:tmpl w:val="165C1312"/>
@@ -569,7 +1246,320 @@
       </w:rPr>
     </w:lvl>
   </w:abstractNum>
+  <w:abstractNum w:abstractNumId="4" w15:restartNumberingAfterBreak="0">
+    <w:nsid w:val="7A9B5781"/>
+    <w:multiLevelType w:val="multilevel"/>
+    <w:tmpl w:val="73D06A60"/>
+    <w:lvl w:ilvl="0">
+      <w:start w:val="1"/>
+      <w:numFmt w:val="bullet"/>
+      <w:lvlText w:val=""/>
+      <w:lvlJc w:val="left"/>
+      <w:pPr>
+        <w:tabs>
+          <w:tab w:val="num" w:pos="720"/>
+        </w:tabs>
+        <w:ind w:left="720" w:hanging="360"/>
+      </w:pPr>
+      <w:rPr>
+        <w:rFonts w:ascii="Symbol" w:hAnsi="Symbol" w:hint="default"/>
+        <w:sz w:val="20"/>
+      </w:rPr>
+    </w:lvl>
+    <w:lvl w:ilvl="1">
+      <w:start w:val="1"/>
+      <w:numFmt w:val="bullet"/>
+      <w:lvlText w:val="o"/>
+      <w:lvlJc w:val="left"/>
+      <w:pPr>
+        <w:tabs>
+          <w:tab w:val="num" w:pos="1440"/>
+        </w:tabs>
+        <w:ind w:left="1440" w:hanging="360"/>
+      </w:pPr>
+      <w:rPr>
+        <w:rFonts w:ascii="Courier New" w:hAnsi="Courier New" w:hint="default"/>
+        <w:sz w:val="20"/>
+      </w:rPr>
+    </w:lvl>
+    <w:lvl w:ilvl="2" w:tentative="1">
+      <w:start w:val="1"/>
+      <w:numFmt w:val="bullet"/>
+      <w:lvlText w:val=""/>
+      <w:lvlJc w:val="left"/>
+      <w:pPr>
+        <w:tabs>
+          <w:tab w:val="num" w:pos="2160"/>
+        </w:tabs>
+        <w:ind w:left="2160" w:hanging="360"/>
+      </w:pPr>
+      <w:rPr>
+        <w:rFonts w:ascii="Wingdings" w:hAnsi="Wingdings" w:hint="default"/>
+        <w:sz w:val="20"/>
+      </w:rPr>
+    </w:lvl>
+    <w:lvl w:ilvl="3" w:tentative="1">
+      <w:start w:val="1"/>
+      <w:numFmt w:val="bullet"/>
+      <w:lvlText w:val=""/>
+      <w:lvlJc w:val="left"/>
+      <w:pPr>
+        <w:tabs>
+          <w:tab w:val="num" w:pos="2880"/>
+        </w:tabs>
+        <w:ind w:left="2880" w:hanging="360"/>
+      </w:pPr>
+      <w:rPr>
+        <w:rFonts w:ascii="Wingdings" w:hAnsi="Wingdings" w:hint="default"/>
+        <w:sz w:val="20"/>
+      </w:rPr>
+    </w:lvl>
+    <w:lvl w:ilvl="4" w:tentative="1">
+      <w:start w:val="1"/>
+      <w:numFmt w:val="bullet"/>
+      <w:lvlText w:val=""/>
+      <w:lvlJc w:val="left"/>
+      <w:pPr>
+        <w:tabs>
+          <w:tab w:val="num" w:pos="3600"/>
+        </w:tabs>
+        <w:ind w:left="3600" w:hanging="360"/>
+      </w:pPr>
+      <w:rPr>
+        <w:rFonts w:ascii="Wingdings" w:hAnsi="Wingdings" w:hint="default"/>
+        <w:sz w:val="20"/>
+      </w:rPr>
+    </w:lvl>
+    <w:lvl w:ilvl="5" w:tentative="1">
+      <w:start w:val="1"/>
+      <w:numFmt w:val="bullet"/>
+      <w:lvlText w:val=""/>
+      <w:lvlJc w:val="left"/>
+      <w:pPr>
+        <w:tabs>
+          <w:tab w:val="num" w:pos="4320"/>
+        </w:tabs>
+        <w:ind w:left="4320" w:hanging="360"/>
+      </w:pPr>
+      <w:rPr>
+        <w:rFonts w:ascii="Wingdings" w:hAnsi="Wingdings" w:hint="default"/>
+        <w:sz w:val="20"/>
+      </w:rPr>
+    </w:lvl>
+    <w:lvl w:ilvl="6" w:tentative="1">
+      <w:start w:val="1"/>
+      <w:numFmt w:val="bullet"/>
+      <w:lvlText w:val=""/>
+      <w:lvlJc w:val="left"/>
+      <w:pPr>
+        <w:tabs>
+          <w:tab w:val="num" w:pos="5040"/>
+        </w:tabs>
+        <w:ind w:left="5040" w:hanging="360"/>
+      </w:pPr>
+      <w:rPr>
+        <w:rFonts w:ascii="Wingdings" w:hAnsi="Wingdings" w:hint="default"/>
+        <w:sz w:val="20"/>
+      </w:rPr>
+    </w:lvl>
+    <w:lvl w:ilvl="7" w:tentative="1">
+      <w:start w:val="1"/>
+      <w:numFmt w:val="bullet"/>
+      <w:lvlText w:val=""/>
+      <w:lvlJc w:val="left"/>
+      <w:pPr>
+        <w:tabs>
+          <w:tab w:val="num" w:pos="5760"/>
+        </w:tabs>
+        <w:ind w:left="5760" w:hanging="360"/>
+      </w:pPr>
+      <w:rPr>
+        <w:rFonts w:ascii="Wingdings" w:hAnsi="Wingdings" w:hint="default"/>
+        <w:sz w:val="20"/>
+      </w:rPr>
+    </w:lvl>
+    <w:lvl w:ilvl="8" w:tentative="1">
+      <w:start w:val="1"/>
+      <w:numFmt w:val="bullet"/>
+      <w:lvlText w:val=""/>
+      <w:lvlJc w:val="left"/>
+      <w:pPr>
+        <w:tabs>
+          <w:tab w:val="num" w:pos="6480"/>
+        </w:tabs>
+        <w:ind w:left="6480" w:hanging="360"/>
+      </w:pPr>
+      <w:rPr>
+        <w:rFonts w:ascii="Wingdings" w:hAnsi="Wingdings" w:hint="default"/>
+        <w:sz w:val="20"/>
+      </w:rPr>
+    </w:lvl>
+  </w:abstractNum>
+  <w:abstractNum w:abstractNumId="5" w15:restartNumberingAfterBreak="0">
+    <w:nsid w:val="7E8B72F3"/>
+    <w:multiLevelType w:val="multilevel"/>
+    <w:tmpl w:val="55669B58"/>
+    <w:lvl w:ilvl="0">
+      <w:start w:val="1"/>
+      <w:numFmt w:val="bullet"/>
+      <w:lvlText w:val=""/>
+      <w:lvlJc w:val="left"/>
+      <w:pPr>
+        <w:tabs>
+          <w:tab w:val="num" w:pos="720"/>
+        </w:tabs>
+        <w:ind w:left="720" w:hanging="360"/>
+      </w:pPr>
+      <w:rPr>
+        <w:rFonts w:ascii="Symbol" w:hAnsi="Symbol" w:hint="default"/>
+        <w:sz w:val="20"/>
+      </w:rPr>
+    </w:lvl>
+    <w:lvl w:ilvl="1">
+      <w:start w:val="1"/>
+      <w:numFmt w:val="bullet"/>
+      <w:lvlText w:val="o"/>
+      <w:lvlJc w:val="left"/>
+      <w:pPr>
+        <w:tabs>
+          <w:tab w:val="num" w:pos="1440"/>
+        </w:tabs>
+        <w:ind w:left="1440" w:hanging="360"/>
+      </w:pPr>
+      <w:rPr>
+        <w:rFonts w:ascii="Courier New" w:hAnsi="Courier New" w:hint="default"/>
+        <w:sz w:val="20"/>
+      </w:rPr>
+    </w:lvl>
+    <w:lvl w:ilvl="2" w:tentative="1">
+      <w:start w:val="1"/>
+      <w:numFmt w:val="bullet"/>
+      <w:lvlText w:val=""/>
+      <w:lvlJc w:val="left"/>
+      <w:pPr>
+        <w:tabs>
+          <w:tab w:val="num" w:pos="2160"/>
+        </w:tabs>
+        <w:ind w:left="2160" w:hanging="360"/>
+      </w:pPr>
+      <w:rPr>
+        <w:rFonts w:ascii="Wingdings" w:hAnsi="Wingdings" w:hint="default"/>
+        <w:sz w:val="20"/>
+      </w:rPr>
+    </w:lvl>
+    <w:lvl w:ilvl="3" w:tentative="1">
+      <w:start w:val="1"/>
+      <w:numFmt w:val="bullet"/>
+      <w:lvlText w:val=""/>
+      <w:lvlJc w:val="left"/>
+      <w:pPr>
+        <w:tabs>
+          <w:tab w:val="num" w:pos="2880"/>
+        </w:tabs>
+        <w:ind w:left="2880" w:hanging="360"/>
+      </w:pPr>
+      <w:rPr>
+        <w:rFonts w:ascii="Wingdings" w:hAnsi="Wingdings" w:hint="default"/>
+        <w:sz w:val="20"/>
+      </w:rPr>
+    </w:lvl>
+    <w:lvl w:ilvl="4" w:tentative="1">
+      <w:start w:val="1"/>
+      <w:numFmt w:val="bullet"/>
+      <w:lvlText w:val=""/>
+      <w:lvlJc w:val="left"/>
+      <w:pPr>
+        <w:tabs>
+          <w:tab w:val="num" w:pos="3600"/>
+        </w:tabs>
+        <w:ind w:left="3600" w:hanging="360"/>
+      </w:pPr>
+      <w:rPr>
+        <w:rFonts w:ascii="Wingdings" w:hAnsi="Wingdings" w:hint="default"/>
+        <w:sz w:val="20"/>
+      </w:rPr>
+    </w:lvl>
+    <w:lvl w:ilvl="5" w:tentative="1">
+      <w:start w:val="1"/>
+      <w:numFmt w:val="bullet"/>
+      <w:lvlText w:val=""/>
+      <w:lvlJc w:val="left"/>
+      <w:pPr>
+        <w:tabs>
+          <w:tab w:val="num" w:pos="4320"/>
+        </w:tabs>
+        <w:ind w:left="4320" w:hanging="360"/>
+      </w:pPr>
+      <w:rPr>
+        <w:rFonts w:ascii="Wingdings" w:hAnsi="Wingdings" w:hint="default"/>
+        <w:sz w:val="20"/>
+      </w:rPr>
+    </w:lvl>
+    <w:lvl w:ilvl="6" w:tentative="1">
+      <w:start w:val="1"/>
+      <w:numFmt w:val="bullet"/>
+      <w:lvlText w:val=""/>
+      <w:lvlJc w:val="left"/>
+      <w:pPr>
+        <w:tabs>
+          <w:tab w:val="num" w:pos="5040"/>
+        </w:tabs>
+        <w:ind w:left="5040" w:hanging="360"/>
+      </w:pPr>
+      <w:rPr>
+        <w:rFonts w:ascii="Wingdings" w:hAnsi="Wingdings" w:hint="default"/>
+        <w:sz w:val="20"/>
+      </w:rPr>
+    </w:lvl>
+    <w:lvl w:ilvl="7" w:tentative="1">
+      <w:start w:val="1"/>
+      <w:numFmt w:val="bullet"/>
+      <w:lvlText w:val=""/>
+      <w:lvlJc w:val="left"/>
+      <w:pPr>
+        <w:tabs>
+          <w:tab w:val="num" w:pos="5760"/>
+        </w:tabs>
+        <w:ind w:left="5760" w:hanging="360"/>
+      </w:pPr>
+      <w:rPr>
+        <w:rFonts w:ascii="Wingdings" w:hAnsi="Wingdings" w:hint="default"/>
+        <w:sz w:val="20"/>
+      </w:rPr>
+    </w:lvl>
+    <w:lvl w:ilvl="8" w:tentative="1">
+      <w:start w:val="1"/>
+      <w:numFmt w:val="bullet"/>
+      <w:lvlText w:val=""/>
+      <w:lvlJc w:val="left"/>
+      <w:pPr>
+        <w:tabs>
+          <w:tab w:val="num" w:pos="6480"/>
+        </w:tabs>
+        <w:ind w:left="6480" w:hanging="360"/>
+      </w:pPr>
+      <w:rPr>
+        <w:rFonts w:ascii="Wingdings" w:hAnsi="Wingdings" w:hint="default"/>
+        <w:sz w:val="20"/>
+      </w:rPr>
+    </w:lvl>
+  </w:abstractNum>
   <w:num w:numId="1" w16cid:durableId="106316326">
+    <w:abstractNumId w:val="3"/>
+  </w:num>
+  <w:num w:numId="2" w16cid:durableId="97912911">
+    <w:abstractNumId w:val="5"/>
+  </w:num>
+  <w:num w:numId="3" w16cid:durableId="973407572">
+    <w:abstractNumId w:val="4"/>
+  </w:num>
+  <w:num w:numId="4" w16cid:durableId="1992171285">
+    <w:abstractNumId w:val="2"/>
+  </w:num>
+  <w:num w:numId="5" w16cid:durableId="1652832794">
+    <w:abstractNumId w:val="1"/>
+  </w:num>
+  <w:num w:numId="6" w16cid:durableId="1997682315">
     <w:abstractNumId w:val="0"/>
   </w:num>
 </w:numbering>

--- a/Documentation/Monday_2-14-2026-Demo-guide.docx
+++ b/Documentation/Monday_2-14-2026-Demo-guide.docx
@@ -23,7 +23,23 @@
           <w:i/>
           <w:iCs/>
         </w:rPr>
-        <w:t>Press these keys while the "Reachy's Vision" window is active.</w:t>
+        <w:t>Press these keys while the "</w:t>
+      </w:r>
+      <w:proofErr w:type="spellStart"/>
+      <w:r>
+        <w:rPr>
+          <w:i/>
+          <w:iCs/>
+        </w:rPr>
+        <w:t>Reachy's</w:t>
+      </w:r>
+      <w:proofErr w:type="spellEnd"/>
+      <w:r>
+        <w:rPr>
+          <w:i/>
+          <w:iCs/>
+        </w:rPr>
+        <w:t xml:space="preserve"> Vision" window is active.</w:t>
       </w:r>
     </w:p>
     <w:p>
@@ -113,8 +129,13 @@
       <w:r>
         <w:t xml:space="preserve">Enable </w:t>
       </w:r>
-      <w:r>
-        <w:t xml:space="preserve">Reachy </w:t>
+      <w:proofErr w:type="spellStart"/>
+      <w:r>
+        <w:t>Reachy</w:t>
+      </w:r>
+      <w:proofErr w:type="spellEnd"/>
+      <w:r>
+        <w:t xml:space="preserve"> </w:t>
       </w:r>
       <w:r>
         <w:t>face</w:t>
@@ -150,7 +171,15 @@
         <w:t>OFF:</w:t>
       </w:r>
       <w:r>
-        <w:t xml:space="preserve"> Reachy </w:t>
+        <w:t xml:space="preserve"> </w:t>
+      </w:r>
+      <w:proofErr w:type="spellStart"/>
+      <w:r>
+        <w:t>Reachy</w:t>
+      </w:r>
+      <w:proofErr w:type="spellEnd"/>
+      <w:r>
+        <w:t xml:space="preserve"> </w:t>
       </w:r>
       <w:r>
         <w:t xml:space="preserve">would stop tracking faces </w:t>
@@ -225,7 +254,15 @@
         </w:numPr>
       </w:pPr>
       <w:r>
-        <w:t>Press to force Reachy to listen immediately, bypassing the silence threshold</w:t>
+        <w:t xml:space="preserve">Press to force </w:t>
+      </w:r>
+      <w:proofErr w:type="spellStart"/>
+      <w:r>
+        <w:t>Reachy</w:t>
+      </w:r>
+      <w:proofErr w:type="spellEnd"/>
+      <w:r>
+        <w:t xml:space="preserve"> to listen immediately, bypassing the silence threshold</w:t>
       </w:r>
       <w:r>
         <w:t xml:space="preserve"> as well as the command mode</w:t>
@@ -328,7 +365,23 @@
           <w:i/>
           <w:iCs/>
         </w:rPr>
-        <w:t>Speak these phrases clearly to control Reachy hands-free.</w:t>
+        <w:t xml:space="preserve">Speak these phrases clearly to control </w:t>
+      </w:r>
+      <w:proofErr w:type="spellStart"/>
+      <w:r>
+        <w:rPr>
+          <w:i/>
+          <w:iCs/>
+        </w:rPr>
+        <w:t>Reachy</w:t>
+      </w:r>
+      <w:proofErr w:type="spellEnd"/>
+      <w:r>
+        <w:rPr>
+          <w:i/>
+          <w:iCs/>
+        </w:rPr>
+        <w:t xml:space="preserve"> hands-free.</w:t>
       </w:r>
     </w:p>
     <w:p>
@@ -371,21 +424,7 @@
           <w:b/>
           <w:bCs/>
         </w:rPr>
-        <w:t>“</w:t>
-      </w:r>
-      <w:r>
-        <w:rPr>
-          <w:b/>
-          <w:bCs/>
-        </w:rPr>
-        <w:t>chat mode</w:t>
-      </w:r>
-      <w:r>
-        <w:rPr>
-          <w:b/>
-          <w:bCs/>
-        </w:rPr>
-        <w:t>”</w:t>
+        <w:t>“chat mode”</w:t>
       </w:r>
       <w:r>
         <w:t xml:space="preserve"> |</w:t>
@@ -409,7 +448,15 @@
         </w:numPr>
       </w:pPr>
       <w:r>
-        <w:t xml:space="preserve">Enables AI Chat Mode. Reachy will respond to </w:t>
+        <w:t xml:space="preserve">Enables AI Chat Mode. </w:t>
+      </w:r>
+      <w:proofErr w:type="spellStart"/>
+      <w:r>
+        <w:t>Reachy</w:t>
+      </w:r>
+      <w:proofErr w:type="spellEnd"/>
+      <w:r>
+        <w:t xml:space="preserve"> will respond to </w:t>
       </w:r>
       <w:r>
         <w:t>everything</w:t>
@@ -447,8 +494,13 @@
           <w:numId w:val="2"/>
         </w:numPr>
       </w:pPr>
-      <w:r>
-        <w:t>Reachy returns to Command Mode (ignores casual talk).</w:t>
+      <w:proofErr w:type="spellStart"/>
+      <w:r>
+        <w:t>Reachy</w:t>
+      </w:r>
+      <w:proofErr w:type="spellEnd"/>
+      <w:r>
+        <w:t xml:space="preserve"> returns to Command Mode (ignores casual talk).</w:t>
       </w:r>
     </w:p>
     <w:p>
@@ -488,9 +540,14 @@
           <w:numId w:val="3"/>
         </w:numPr>
       </w:pPr>
+      <w:proofErr w:type="spellStart"/>
       <w:r>
         <w:lastRenderedPageBreak/>
-        <w:t>Reachy will play music and perform his dance routine.</w:t>
+        <w:t>Reachy</w:t>
+      </w:r>
+      <w:proofErr w:type="spellEnd"/>
+      <w:r>
+        <w:t xml:space="preserve"> will play music and perform his dance routine.</w:t>
       </w:r>
     </w:p>
     <w:p>
@@ -516,7 +573,15 @@
         </w:numPr>
       </w:pPr>
       <w:r>
-        <w:t>Resets Reachy’s head to look straight forward.</w:t>
+        <w:t xml:space="preserve">Resets </w:t>
+      </w:r>
+      <w:proofErr w:type="spellStart"/>
+      <w:r>
+        <w:t>Reachy’s</w:t>
+      </w:r>
+      <w:proofErr w:type="spellEnd"/>
+      <w:r>
+        <w:t xml:space="preserve"> head to look straight forward.</w:t>
       </w:r>
     </w:p>
     <w:p/>
@@ -536,12 +601,37 @@
       </w:r>
     </w:p>
     <w:p>
+      <w:proofErr w:type="spellStart"/>
       <w:r>
         <w:rPr>
           <w:i/>
           <w:iCs/>
         </w:rPr>
-        <w:t>Reachy sees automatically based on context.</w:t>
+        <w:t>Reachy</w:t>
+      </w:r>
+      <w:proofErr w:type="spellEnd"/>
+      <w:r>
+        <w:rPr>
+          <w:i/>
+          <w:iCs/>
+        </w:rPr>
+        <w:t xml:space="preserve"> </w:t>
+      </w:r>
+      <w:proofErr w:type="gramStart"/>
+      <w:r>
+        <w:rPr>
+          <w:i/>
+          <w:iCs/>
+        </w:rPr>
+        <w:t>sees</w:t>
+      </w:r>
+      <w:proofErr w:type="gramEnd"/>
+      <w:r>
+        <w:rPr>
+          <w:i/>
+          <w:iCs/>
+        </w:rPr>
+        <w:t xml:space="preserve"> automatically based on context.</w:t>
       </w:r>
     </w:p>
     <w:p>
@@ -559,7 +649,15 @@
         <w:t>No "See" Command Required:</w:t>
       </w:r>
       <w:r>
-        <w:t xml:space="preserve"> There is no button to force the camera on. Reachy listens to your conversation and intelligently decides if he needs to see to answer you.</w:t>
+        <w:t xml:space="preserve"> There is no button to force the camera on. </w:t>
+      </w:r>
+      <w:proofErr w:type="spellStart"/>
+      <w:r>
+        <w:t>Reachy</w:t>
+      </w:r>
+      <w:proofErr w:type="spellEnd"/>
+      <w:r>
+        <w:t xml:space="preserve"> listens to your conversation and intelligently decides if he needs to see to answer you.</w:t>
       </w:r>
     </w:p>
     <w:p/>
@@ -579,8 +677,13 @@
       </w:r>
     </w:p>
     <w:p>
-      <w:r>
-        <w:t>Reachy keeps track of the last 20 interactions of your current conversation.</w:t>
+      <w:proofErr w:type="spellStart"/>
+      <w:r>
+        <w:t>Reachy</w:t>
+      </w:r>
+      <w:proofErr w:type="spellEnd"/>
+      <w:r>
+        <w:t xml:space="preserve"> keeps track of the last 20 interactions of your current conversation.</w:t>
       </w:r>
     </w:p>
     <w:p/>
@@ -601,8 +704,13 @@
     </w:p>
     <w:p>
       <w:r>
-        <w:t>Microphone: Reachy</w:t>
-      </w:r>
+        <w:t xml:space="preserve">Microphone: </w:t>
+      </w:r>
+      <w:proofErr w:type="spellStart"/>
+      <w:r>
+        <w:t>Reachy</w:t>
+      </w:r>
+      <w:proofErr w:type="spellEnd"/>
       <w:r>
         <w:t xml:space="preserve"> microphone sometimes will have a small delay before engaging, so if you ask a question but don’t see his antenna moves, that means he didn’t listen to the question</w:t>
       </w:r>
@@ -677,8 +785,21 @@
     <w:pPr>
       <w:pStyle w:val="Header"/>
     </w:pPr>
+    <w:proofErr w:type="spellStart"/>
     <w:r>
-      <w:t>Reachy Non-Teleop User Guide</w:t>
+      <w:t>Reachy</w:t>
+    </w:r>
+    <w:proofErr w:type="spellEnd"/>
+    <w:r>
+      <w:t xml:space="preserve"> Non-</w:t>
+    </w:r>
+    <w:proofErr w:type="spellStart"/>
+    <w:r>
+      <w:t>Teleop</w:t>
+    </w:r>
+    <w:proofErr w:type="spellEnd"/>
+    <w:r>
+      <w:t xml:space="preserve"> User Guide</w:t>
     </w:r>
   </w:p>
 </w:hdr>
@@ -2168,6 +2289,7 @@
   <w:style w:type="character" w:default="1" w:styleId="DefaultParagraphFont">
     <w:name w:val="Default Paragraph Font"/>
     <w:uiPriority w:val="1"/>
+    <w:semiHidden/>
     <w:unhideWhenUsed/>
   </w:style>
   <w:style w:type="table" w:default="1" w:styleId="TableNormal">
